--- a/files/Zheng_cv.docx
+++ b/files/Zheng_cv.docx
@@ -237,16 +237,16 @@
         <w:jc w:val="both"/>
         <w:rPr>
           <w:rFonts w:ascii="Times New Roman" w:hAnsi="Times New Roman" w:cs="Times New Roman"/>
-          <w:sz w:val="21"/>
-          <w:szCs w:val="21"/>
-          <w:lang w:eastAsia="zh-CN"/>
-        </w:rPr>
-      </w:pPr>
-      <w:r>
-        <w:rPr>
-          <w:rFonts w:ascii="Times New Roman" w:hAnsi="Times New Roman" w:cs="Times New Roman"/>
-          <w:sz w:val="21"/>
-          <w:szCs w:val="21"/>
+          <w:sz w:val="22"/>
+          <w:szCs w:val="22"/>
+          <w:lang w:eastAsia="zh-CN"/>
+        </w:rPr>
+      </w:pPr>
+      <w:r>
+        <w:rPr>
+          <w:rFonts w:ascii="Times New Roman" w:hAnsi="Times New Roman" w:cs="Times New Roman"/>
+          <w:sz w:val="22"/>
+          <w:szCs w:val="22"/>
           <w:lang w:eastAsia="zh-CN"/>
         </w:rPr>
         <w:t>Doctor of Philosophy in Neurobiology</w:t>
@@ -254,8 +254,8 @@
       <w:r>
         <w:rPr>
           <w:rFonts w:ascii="Times New Roman" w:hAnsi="Times New Roman" w:cs="Times New Roman"/>
-          <w:sz w:val="21"/>
-          <w:szCs w:val="21"/>
+          <w:sz w:val="22"/>
+          <w:szCs w:val="22"/>
           <w:lang w:eastAsia="zh-CN"/>
         </w:rPr>
         <w:t xml:space="preserve">, Expected </w:t>
@@ -263,8 +263,8 @@
       <w:r>
         <w:rPr>
           <w:rFonts w:ascii="Times New Roman" w:hAnsi="Times New Roman" w:cs="Times New Roman"/>
-          <w:sz w:val="21"/>
-          <w:szCs w:val="21"/>
+          <w:sz w:val="22"/>
+          <w:szCs w:val="22"/>
           <w:lang w:eastAsia="zh-CN"/>
         </w:rPr>
         <w:t xml:space="preserve">in </w:t>
@@ -272,8 +272,8 @@
       <w:r>
         <w:rPr>
           <w:rFonts w:ascii="Times New Roman" w:hAnsi="Times New Roman" w:cs="Times New Roman"/>
-          <w:sz w:val="21"/>
-          <w:szCs w:val="21"/>
+          <w:sz w:val="22"/>
+          <w:szCs w:val="22"/>
           <w:lang w:eastAsia="zh-CN"/>
         </w:rPr>
         <w:t>Jun. 2026</w:t>
@@ -288,16 +288,16 @@
         <w:jc w:val="both"/>
         <w:rPr>
           <w:rFonts w:ascii="Times New Roman" w:hAnsi="Times New Roman" w:cs="Times New Roman"/>
-          <w:sz w:val="21"/>
-          <w:szCs w:val="21"/>
-          <w:lang w:eastAsia="zh-CN"/>
-        </w:rPr>
-      </w:pPr>
-      <w:r>
-        <w:rPr>
-          <w:rFonts w:ascii="Times New Roman" w:hAnsi="Times New Roman" w:cs="Times New Roman"/>
-          <w:sz w:val="21"/>
-          <w:szCs w:val="21"/>
+          <w:sz w:val="22"/>
+          <w:szCs w:val="22"/>
+          <w:lang w:eastAsia="zh-CN"/>
+        </w:rPr>
+      </w:pPr>
+      <w:r>
+        <w:rPr>
+          <w:rFonts w:ascii="Times New Roman" w:hAnsi="Times New Roman" w:cs="Times New Roman"/>
+          <w:sz w:val="22"/>
+          <w:szCs w:val="22"/>
           <w:lang w:eastAsia="zh-CN"/>
         </w:rPr>
         <w:t>Thesis topic</w:t>
@@ -305,8 +305,8 @@
       <w:r>
         <w:rPr>
           <w:rFonts w:ascii="Times New Roman" w:hAnsi="Times New Roman" w:cs="Times New Roman"/>
-          <w:sz w:val="21"/>
-          <w:szCs w:val="21"/>
+          <w:sz w:val="22"/>
+          <w:szCs w:val="22"/>
           <w:lang w:eastAsia="zh-CN"/>
         </w:rPr>
         <w:t xml:space="preserve">: </w:t>
@@ -314,8 +314,8 @@
       <w:r>
         <w:rPr>
           <w:rFonts w:ascii="Times New Roman" w:hAnsi="Times New Roman" w:cs="Times New Roman"/>
-          <w:sz w:val="21"/>
-          <w:szCs w:val="21"/>
+          <w:sz w:val="22"/>
+          <w:szCs w:val="22"/>
           <w:lang w:eastAsia="zh-CN"/>
         </w:rPr>
         <w:t xml:space="preserve">Complex Cognition in </w:t>
@@ -323,8 +323,8 @@
       <w:r>
         <w:rPr>
           <w:rFonts w:ascii="Times New Roman" w:hAnsi="Times New Roman" w:cs="Times New Roman"/>
-          <w:sz w:val="21"/>
-          <w:szCs w:val="21"/>
+          <w:sz w:val="22"/>
+          <w:szCs w:val="22"/>
           <w:lang w:eastAsia="zh-CN"/>
         </w:rPr>
         <w:t xml:space="preserve">Mouse </w:t>
@@ -332,8 +332,8 @@
       <w:r>
         <w:rPr>
           <w:rFonts w:ascii="Times New Roman" w:hAnsi="Times New Roman" w:cs="Times New Roman"/>
-          <w:sz w:val="21"/>
-          <w:szCs w:val="21"/>
+          <w:sz w:val="22"/>
+          <w:szCs w:val="22"/>
           <w:lang w:eastAsia="zh-CN"/>
         </w:rPr>
         <w:t>Maze Navigation</w:t>
@@ -341,8 +341,8 @@
       <w:r>
         <w:rPr>
           <w:rFonts w:ascii="Times New Roman" w:hAnsi="Times New Roman" w:cs="Times New Roman"/>
-          <w:sz w:val="21"/>
-          <w:szCs w:val="21"/>
+          <w:sz w:val="22"/>
+          <w:szCs w:val="22"/>
           <w:lang w:eastAsia="zh-CN"/>
         </w:rPr>
         <w:t>, With and Without Cortex</w:t>
@@ -365,8 +365,8 @@
       <w:r>
         <w:rPr>
           <w:rFonts w:ascii="Times New Roman" w:hAnsi="Times New Roman" w:cs="Times New Roman"/>
-          <w:sz w:val="21"/>
-          <w:szCs w:val="21"/>
+          <w:sz w:val="22"/>
+          <w:szCs w:val="22"/>
           <w:lang w:eastAsia="zh-CN"/>
         </w:rPr>
         <w:t>Advisor</w:t>
@@ -374,8 +374,8 @@
       <w:r>
         <w:rPr>
           <w:rFonts w:ascii="Times New Roman" w:hAnsi="Times New Roman" w:cs="Times New Roman"/>
-          <w:sz w:val="21"/>
-          <w:szCs w:val="21"/>
+          <w:sz w:val="22"/>
+          <w:szCs w:val="22"/>
           <w:lang w:eastAsia="zh-CN"/>
         </w:rPr>
         <w:t xml:space="preserve">: </w:t>
@@ -385,8 +385,8 @@
           <w:rFonts w:ascii="Times New Roman" w:hAnsi="Times New Roman" w:cs="Times New Roman"/>
           <w:b/>
           <w:bCs/>
-          <w:sz w:val="21"/>
-          <w:szCs w:val="21"/>
+          <w:sz w:val="22"/>
+          <w:szCs w:val="22"/>
           <w:lang w:eastAsia="zh-CN"/>
         </w:rPr>
         <w:t>Dr. Markus Meister</w:t>
@@ -394,8 +394,8 @@
       <w:r>
         <w:rPr>
           <w:rFonts w:ascii="Times New Roman" w:hAnsi="Times New Roman" w:cs="Times New Roman"/>
-          <w:sz w:val="21"/>
-          <w:szCs w:val="21"/>
+          <w:sz w:val="22"/>
+          <w:szCs w:val="22"/>
           <w:lang w:eastAsia="zh-CN"/>
         </w:rPr>
         <w:t xml:space="preserve">, </w:t>
@@ -421,8 +421,8 @@
           <w:rFonts w:ascii="Times New Roman" w:hAnsi="Times New Roman" w:cs="Times New Roman"/>
           <w:i/>
           <w:iCs/>
-          <w:sz w:val="20"/>
-          <w:szCs w:val="20"/>
+          <w:sz w:val="22"/>
+          <w:szCs w:val="22"/>
           <w:lang w:eastAsia="zh-CN"/>
         </w:rPr>
       </w:pPr>
@@ -431,33 +431,11 @@
           <w:rFonts w:ascii="Times New Roman" w:hAnsi="Times New Roman" w:cs="Times New Roman"/>
           <w:i/>
           <w:iCs/>
-          <w:sz w:val="20"/>
-          <w:szCs w:val="20"/>
-          <w:lang w:eastAsia="zh-CN"/>
-        </w:rPr>
-        <w:t xml:space="preserve">President of the Neurotechers, </w:t>
-      </w:r>
-      <w:r>
-        <w:rPr>
-          <w:rFonts w:ascii="Times New Roman" w:hAnsi="Times New Roman" w:cs="Times New Roman"/>
-          <w:i/>
-          <w:iCs/>
-          <w:sz w:val="20"/>
-          <w:szCs w:val="20"/>
-          <w:lang w:eastAsia="zh-CN"/>
-        </w:rPr>
-        <w:t xml:space="preserve">Caltech’s Neuroscience Graduate Student Organization  </w:t>
-      </w:r>
-      <w:r>
-        <w:rPr>
-          <w:rFonts w:ascii="Times New Roman" w:hAnsi="Times New Roman" w:cs="Times New Roman"/>
-          <w:i/>
-          <w:iCs/>
-          <w:sz w:val="20"/>
-          <w:szCs w:val="20"/>
-          <w:lang w:eastAsia="zh-CN"/>
-        </w:rPr>
-        <w:t xml:space="preserve"> </w:t>
+          <w:sz w:val="22"/>
+          <w:szCs w:val="22"/>
+          <w:lang w:eastAsia="zh-CN"/>
+        </w:rPr>
+        <w:t>2024 Chen Innovator Grant Awardee</w:t>
       </w:r>
     </w:p>
     <w:p>
@@ -471,8 +449,8 @@
           <w:rFonts w:ascii="Times New Roman" w:hAnsi="Times New Roman" w:cs="Times New Roman"/>
           <w:i/>
           <w:iCs/>
-          <w:sz w:val="20"/>
-          <w:szCs w:val="20"/>
+          <w:sz w:val="22"/>
+          <w:szCs w:val="22"/>
           <w:lang w:eastAsia="zh-CN"/>
         </w:rPr>
       </w:pPr>
@@ -481,8 +459,8 @@
           <w:rFonts w:ascii="Times New Roman" w:hAnsi="Times New Roman" w:cs="Times New Roman"/>
           <w:i/>
           <w:iCs/>
-          <w:sz w:val="20"/>
-          <w:szCs w:val="20"/>
+          <w:sz w:val="22"/>
+          <w:szCs w:val="22"/>
           <w:lang w:eastAsia="zh-CN"/>
         </w:rPr>
         <w:t>2023 Chen Diversity and Inclusion Grant Award</w:t>
@@ -492,39 +470,11 @@
           <w:rFonts w:ascii="Times New Roman" w:hAnsi="Times New Roman" w:cs="Times New Roman"/>
           <w:i/>
           <w:iCs/>
-          <w:sz w:val="20"/>
-          <w:szCs w:val="20"/>
+          <w:sz w:val="22"/>
+          <w:szCs w:val="22"/>
           <w:lang w:eastAsia="zh-CN"/>
         </w:rPr>
         <w:t>ee</w:t>
-      </w:r>
-    </w:p>
-    <w:p>
-      <w:pPr>
-        <w:tabs>
-          <w:tab w:val="right" w:pos="10800"/>
-        </w:tabs>
-        <w:spacing w:line="280" w:lineRule="exact"/>
-        <w:jc w:val="both"/>
-        <w:rPr>
-          <w:rFonts w:ascii="Times New Roman" w:hAnsi="Times New Roman" w:cs="Times New Roman"/>
-          <w:i/>
-          <w:iCs/>
-          <w:sz w:val="20"/>
-          <w:szCs w:val="20"/>
-          <w:lang w:eastAsia="zh-CN"/>
-        </w:rPr>
-      </w:pPr>
-      <w:r>
-        <w:rPr>
-          <w:rFonts w:ascii="Times New Roman" w:hAnsi="Times New Roman" w:cs="Times New Roman"/>
-          <w:i/>
-          <w:iCs/>
-          <w:sz w:val="20"/>
-          <w:szCs w:val="20"/>
-          <w:lang w:eastAsia="zh-CN"/>
-        </w:rPr>
-        <w:t>2024 Chen Innovator Grant Awardee</w:t>
       </w:r>
     </w:p>
     <w:p>
@@ -537,8 +487,8 @@
         <w:jc w:val="both"/>
         <w:rPr>
           <w:rFonts w:ascii="Times New Roman" w:hAnsi="Times New Roman" w:cs="Times New Roman"/>
-          <w:sz w:val="18"/>
-          <w:szCs w:val="18"/>
+          <w:sz w:val="20"/>
+          <w:szCs w:val="20"/>
           <w:lang w:eastAsia="zh-CN"/>
         </w:rPr>
       </w:pPr>
@@ -566,8 +516,8 @@
         <w:rPr>
           <w:rFonts w:ascii="Times New Roman" w:hAnsi="Times New Roman" w:cs="Times New Roman"/>
           <w:b/>
-          <w:sz w:val="22"/>
-          <w:szCs w:val="22"/>
+          <w:sz w:val="20"/>
+          <w:szCs w:val="20"/>
           <w:lang w:eastAsia="zh-CN"/>
         </w:rPr>
         <w:tab/>
@@ -575,8 +525,8 @@
       <w:r>
         <w:rPr>
           <w:rFonts w:ascii="Times New Roman" w:hAnsi="Times New Roman" w:cs="Times New Roman"/>
-          <w:sz w:val="18"/>
-          <w:szCs w:val="18"/>
+          <w:sz w:val="20"/>
+          <w:szCs w:val="20"/>
           <w:lang w:eastAsia="zh-CN"/>
         </w:rPr>
         <w:t>Oct. 201</w:t>
@@ -584,8 +534,8 @@
       <w:r>
         <w:rPr>
           <w:rFonts w:ascii="Times New Roman" w:hAnsi="Times New Roman" w:cs="Times New Roman"/>
-          <w:sz w:val="18"/>
-          <w:szCs w:val="18"/>
+          <w:sz w:val="20"/>
+          <w:szCs w:val="20"/>
           <w:lang w:eastAsia="zh-CN"/>
         </w:rPr>
         <w:t xml:space="preserve">8 </w:t>
@@ -593,8 +543,8 @@
       <w:r>
         <w:rPr>
           <w:rFonts w:ascii="Times New Roman" w:hAnsi="Times New Roman" w:cs="Times New Roman"/>
-          <w:sz w:val="18"/>
-          <w:szCs w:val="18"/>
+          <w:sz w:val="20"/>
+          <w:szCs w:val="20"/>
           <w:lang w:eastAsia="zh-CN"/>
         </w:rPr>
         <w:t>-</w:t>
@@ -602,8 +552,8 @@
       <w:r>
         <w:rPr>
           <w:rFonts w:ascii="Times New Roman" w:hAnsi="Times New Roman" w:cs="Times New Roman"/>
-          <w:sz w:val="18"/>
-          <w:szCs w:val="18"/>
+          <w:sz w:val="20"/>
+          <w:szCs w:val="20"/>
           <w:lang w:eastAsia="zh-CN"/>
         </w:rPr>
         <w:t xml:space="preserve"> </w:t>
@@ -611,8 +561,8 @@
       <w:r>
         <w:rPr>
           <w:rFonts w:ascii="Times New Roman" w:hAnsi="Times New Roman" w:cs="Times New Roman"/>
-          <w:sz w:val="18"/>
-          <w:szCs w:val="18"/>
+          <w:sz w:val="20"/>
+          <w:szCs w:val="20"/>
           <w:lang w:eastAsia="zh-CN"/>
         </w:rPr>
         <w:t>Jul. 2019</w:t>
@@ -815,8 +765,8 @@
         <w:rPr>
           <w:rFonts w:ascii="Times New Roman" w:hAnsi="Times New Roman" w:cs="Times New Roman"/>
           <w:b/>
-          <w:sz w:val="22"/>
-          <w:szCs w:val="22"/>
+          <w:sz w:val="20"/>
+          <w:szCs w:val="20"/>
           <w:lang w:eastAsia="zh-CN"/>
         </w:rPr>
       </w:pPr>
@@ -828,24 +778,14 @@
           <w:szCs w:val="20"/>
           <w:lang w:eastAsia="zh-CN"/>
         </w:rPr>
-        <w:t>Cornell University, Ithaca, NY, U.S.A.</w:t>
+        <w:t xml:space="preserve">Cornell University, Ithaca, NY, U.S.A. </w:t>
       </w:r>
       <w:r>
         <w:rPr>
           <w:rFonts w:ascii="Times New Roman" w:hAnsi="Times New Roman" w:cs="Times New Roman"/>
           <w:b/>
-          <w:sz w:val="22"/>
-          <w:szCs w:val="22"/>
-          <w:lang w:eastAsia="zh-CN"/>
-        </w:rPr>
-        <w:t xml:space="preserve"> </w:t>
-      </w:r>
-      <w:r>
-        <w:rPr>
-          <w:rFonts w:ascii="Times New Roman" w:hAnsi="Times New Roman" w:cs="Times New Roman"/>
-          <w:b/>
-          <w:sz w:val="22"/>
-          <w:szCs w:val="22"/>
+          <w:sz w:val="20"/>
+          <w:szCs w:val="20"/>
           <w:lang w:eastAsia="zh-CN"/>
         </w:rPr>
         <w:tab/>
@@ -853,8 +793,8 @@
       <w:r>
         <w:rPr>
           <w:rFonts w:ascii="Times New Roman" w:hAnsi="Times New Roman" w:cs="Times New Roman"/>
-          <w:sz w:val="18"/>
-          <w:szCs w:val="18"/>
+          <w:sz w:val="20"/>
+          <w:szCs w:val="20"/>
           <w:lang w:eastAsia="zh-CN"/>
         </w:rPr>
         <w:t>Aug. 2016</w:t>
@@ -862,8 +802,8 @@
       <w:r>
         <w:rPr>
           <w:rFonts w:ascii="Times New Roman" w:hAnsi="Times New Roman" w:cs="Times New Roman"/>
-          <w:sz w:val="18"/>
-          <w:szCs w:val="18"/>
+          <w:sz w:val="20"/>
+          <w:szCs w:val="20"/>
           <w:lang w:eastAsia="zh-CN"/>
         </w:rPr>
         <w:t xml:space="preserve"> - May 2018</w:t>
@@ -1066,7 +1006,7 @@
           <w:i/>
           <w:iCs/>
           <w:sz w:val="20"/>
-          <w:szCs w:val="21"/>
+          <w:szCs w:val="20"/>
           <w:lang w:eastAsia="zh-CN"/>
         </w:rPr>
       </w:pPr>
@@ -1087,8 +1027,8 @@
           <w:bCs/>
           <w:i/>
           <w:iCs/>
-          <w:sz w:val="21"/>
-          <w:szCs w:val="21"/>
+          <w:sz w:val="20"/>
+          <w:szCs w:val="20"/>
           <w:lang w:eastAsia="zh-CN"/>
         </w:rPr>
         <w:tab/>
@@ -1105,7 +1045,8 @@
         <w:rPr>
           <w:rFonts w:ascii="Times New Roman" w:hAnsi="Times New Roman" w:cs="Times New Roman"/>
           <w:b/>
-          <w:sz w:val="22"/>
+          <w:sz w:val="20"/>
+          <w:szCs w:val="20"/>
           <w:lang w:eastAsia="zh-CN"/>
         </w:rPr>
       </w:pPr>
@@ -1123,7 +1064,8 @@
         <w:rPr>
           <w:rFonts w:ascii="Times New Roman" w:hAnsi="Times New Roman" w:cs="Times New Roman"/>
           <w:b/>
-          <w:sz w:val="22"/>
+          <w:sz w:val="20"/>
+          <w:szCs w:val="20"/>
           <w:lang w:eastAsia="zh-CN"/>
         </w:rPr>
         <w:tab/>
@@ -1131,8 +1073,8 @@
       <w:r>
         <w:rPr>
           <w:rFonts w:ascii="Times New Roman" w:hAnsi="Times New Roman" w:cs="Times New Roman"/>
-          <w:sz w:val="18"/>
-          <w:szCs w:val="18"/>
+          <w:sz w:val="20"/>
+          <w:szCs w:val="20"/>
           <w:lang w:eastAsia="zh-CN"/>
         </w:rPr>
         <w:t>Sep. 2014 - Jun. 201</w:t>
@@ -1140,8 +1082,8 @@
       <w:r>
         <w:rPr>
           <w:rFonts w:ascii="Times New Roman" w:hAnsi="Times New Roman" w:cs="Times New Roman"/>
-          <w:sz w:val="18"/>
-          <w:szCs w:val="18"/>
+          <w:sz w:val="20"/>
+          <w:szCs w:val="20"/>
           <w:lang w:eastAsia="zh-CN"/>
         </w:rPr>
         <w:t>6</w:t>
@@ -1236,18 +1178,14 @@
         <w:jc w:val="both"/>
         <w:rPr>
           <w:rFonts w:ascii="Times New Roman" w:hAnsi="Times New Roman" w:cs="Times New Roman"/>
-          <w:i/>
-          <w:iCs/>
-          <w:sz w:val="20"/>
-          <w:szCs w:val="20"/>
-          <w:lang w:eastAsia="zh-CN"/>
-        </w:rPr>
-      </w:pPr>
-      <w:r>
-        <w:rPr>
-          <w:rFonts w:ascii="Times New Roman" w:hAnsi="Times New Roman" w:cs="Times New Roman"/>
-          <w:i/>
-          <w:iCs/>
+          <w:sz w:val="20"/>
+          <w:szCs w:val="20"/>
+          <w:lang w:eastAsia="zh-CN"/>
+        </w:rPr>
+      </w:pPr>
+      <w:r>
+        <w:rPr>
+          <w:rFonts w:ascii="Times New Roman" w:hAnsi="Times New Roman" w:cs="Times New Roman"/>
           <w:sz w:val="20"/>
           <w:szCs w:val="20"/>
           <w:lang w:eastAsia="zh-CN"/>
@@ -1257,8 +1195,6 @@
       <w:r>
         <w:rPr>
           <w:rFonts w:ascii="Times New Roman" w:hAnsi="Times New Roman" w:cs="Times New Roman"/>
-          <w:i/>
-          <w:iCs/>
           <w:sz w:val="20"/>
           <w:szCs w:val="20"/>
           <w:lang w:eastAsia="zh-CN"/>
@@ -1268,41 +1204,15 @@
       <w:r>
         <w:rPr>
           <w:rFonts w:ascii="Times New Roman" w:hAnsi="Times New Roman" w:cs="Times New Roman"/>
-          <w:i/>
-          <w:iCs/>
-          <w:sz w:val="20"/>
-          <w:szCs w:val="20"/>
-          <w:lang w:eastAsia="zh-CN"/>
-        </w:rPr>
-        <w:t>; Total</w:t>
-      </w:r>
-      <w:r>
-        <w:rPr>
-          <w:rFonts w:ascii="Times New Roman" w:hAnsi="Times New Roman" w:cs="Times New Roman"/>
-          <w:i/>
-          <w:iCs/>
-          <w:sz w:val="20"/>
-          <w:szCs w:val="20"/>
-          <w:lang w:eastAsia="zh-CN"/>
-        </w:rPr>
-        <w:t>-g</w:t>
-      </w:r>
-      <w:r>
-        <w:rPr>
-          <w:rFonts w:ascii="Times New Roman" w:hAnsi="Times New Roman" w:cs="Times New Roman"/>
-          <w:i/>
-          <w:iCs/>
-          <w:sz w:val="20"/>
-          <w:szCs w:val="20"/>
-          <w:lang w:eastAsia="zh-CN"/>
-        </w:rPr>
-        <w:t xml:space="preserve">rade </w:t>
-      </w:r>
-      <w:r>
-        <w:rPr>
-          <w:rFonts w:ascii="Times New Roman" w:hAnsi="Times New Roman" w:cs="Times New Roman"/>
-          <w:i/>
-          <w:iCs/>
+          <w:sz w:val="20"/>
+          <w:szCs w:val="20"/>
+          <w:lang w:eastAsia="zh-CN"/>
+        </w:rPr>
+        <w:t xml:space="preserve">; </w:t>
+      </w:r>
+      <w:r>
+        <w:rPr>
+          <w:rFonts w:ascii="Times New Roman" w:hAnsi="Times New Roman" w:cs="Times New Roman"/>
           <w:sz w:val="20"/>
           <w:szCs w:val="20"/>
           <w:lang w:eastAsia="zh-CN"/>
@@ -1312,8 +1222,6 @@
       <w:r>
         <w:rPr>
           <w:rFonts w:ascii="Times New Roman" w:hAnsi="Times New Roman" w:cs="Times New Roman"/>
-          <w:i/>
-          <w:iCs/>
           <w:sz w:val="20"/>
           <w:szCs w:val="20"/>
           <w:lang w:eastAsia="zh-CN"/>
@@ -1323,8 +1231,6 @@
       <w:r>
         <w:rPr>
           <w:rFonts w:ascii="Times New Roman" w:hAnsi="Times New Roman" w:cs="Times New Roman"/>
-          <w:i/>
-          <w:iCs/>
           <w:sz w:val="20"/>
           <w:szCs w:val="20"/>
           <w:lang w:eastAsia="zh-CN"/>
@@ -1334,8 +1240,6 @@
       <w:r>
         <w:rPr>
           <w:rFonts w:ascii="Times New Roman" w:hAnsi="Times New Roman" w:cs="Times New Roman"/>
-          <w:i/>
-          <w:iCs/>
           <w:sz w:val="20"/>
           <w:szCs w:val="20"/>
           <w:lang w:eastAsia="zh-CN"/>
@@ -1345,8 +1249,6 @@
       <w:r>
         <w:rPr>
           <w:rFonts w:ascii="Times New Roman" w:hAnsi="Times New Roman" w:cs="Times New Roman"/>
-          <w:i/>
-          <w:iCs/>
           <w:sz w:val="20"/>
           <w:szCs w:val="20"/>
           <w:lang w:eastAsia="zh-CN"/>
@@ -1356,8 +1258,6 @@
       <w:r>
         <w:rPr>
           <w:rFonts w:ascii="Times New Roman" w:hAnsi="Times New Roman" w:cs="Times New Roman"/>
-          <w:i/>
-          <w:iCs/>
           <w:sz w:val="20"/>
           <w:szCs w:val="20"/>
           <w:lang w:eastAsia="zh-CN"/>
@@ -1367,8 +1267,6 @@
       <w:r>
         <w:rPr>
           <w:rFonts w:ascii="Times New Roman" w:hAnsi="Times New Roman" w:cs="Times New Roman"/>
-          <w:i/>
-          <w:iCs/>
           <w:sz w:val="20"/>
           <w:szCs w:val="20"/>
           <w:lang w:eastAsia="zh-CN"/>
@@ -2033,7 +1931,25 @@
           <w:szCs w:val="22"/>
           <w:lang w:eastAsia="zh-CN"/>
         </w:rPr>
-        <w:t>Leading the maze group team (inc</w:t>
+        <w:t>Le</w:t>
+      </w:r>
+      <w:r>
+        <w:rPr>
+          <w:rFonts w:ascii="Times New Roman" w:hAnsi="Times New Roman" w:cs="Times New Roman"/>
+          <w:sz w:val="21"/>
+          <w:szCs w:val="22"/>
+          <w:lang w:eastAsia="zh-CN"/>
+        </w:rPr>
+        <w:t>d</w:t>
+      </w:r>
+      <w:r>
+        <w:rPr>
+          <w:rFonts w:ascii="Times New Roman" w:hAnsi="Times New Roman" w:cs="Times New Roman"/>
+          <w:sz w:val="21"/>
+          <w:szCs w:val="22"/>
+          <w:lang w:eastAsia="zh-CN"/>
+        </w:rPr>
+        <w:t xml:space="preserve"> the maze group team (inc</w:t>
       </w:r>
       <w:r>
         <w:rPr>
@@ -2353,7 +2269,27 @@
           <w:szCs w:val="20"/>
           <w:lang w:eastAsia="zh-CN"/>
         </w:rPr>
-        <w:t>Creativity and Complexity 2023 (with Travel Award)</w:t>
+        <w:t>Creativity and Complexity 2023 (</w:t>
+      </w:r>
+      <w:r>
+        <w:rPr>
+          <w:rFonts w:ascii="Times New Roman" w:hAnsi="Times New Roman" w:cs="Times New Roman"/>
+          <w:i/>
+          <w:iCs/>
+          <w:sz w:val="20"/>
+          <w:szCs w:val="20"/>
+          <w:lang w:eastAsia="zh-CN"/>
+        </w:rPr>
+        <w:t>with Travel Award</w:t>
+      </w:r>
+      <w:r>
+        <w:rPr>
+          <w:rFonts w:ascii="Times New Roman" w:hAnsi="Times New Roman" w:cs="Times New Roman"/>
+          <w:sz w:val="20"/>
+          <w:szCs w:val="20"/>
+          <w:lang w:eastAsia="zh-CN"/>
+        </w:rPr>
+        <w:t>)</w:t>
       </w:r>
       <w:r>
         <w:rPr>
@@ -2434,16 +2370,7 @@
           <w:szCs w:val="20"/>
           <w:lang w:eastAsia="zh-CN"/>
         </w:rPr>
-        <w:t>Cognitive Computational Neuroscience 202</w:t>
-      </w:r>
-      <w:r>
-        <w:rPr>
-          <w:rFonts w:ascii="Times New Roman" w:hAnsi="Times New Roman" w:cs="Times New Roman"/>
-          <w:sz w:val="20"/>
-          <w:szCs w:val="20"/>
-          <w:lang w:eastAsia="zh-CN"/>
-        </w:rPr>
-        <w:t>5</w:t>
+        <w:t>Cognitive Computational Neuroscience 2025</w:t>
       </w:r>
       <w:r>
         <w:rPr>
@@ -2461,7 +2388,27 @@
           <w:szCs w:val="20"/>
           <w:lang w:eastAsia="zh-CN"/>
         </w:rPr>
-        <w:t>Society for Neuroscience 2025 (With TPDA award)</w:t>
+        <w:t>Society for Neuroscience 2025 (</w:t>
+      </w:r>
+      <w:r>
+        <w:rPr>
+          <w:rFonts w:ascii="Times New Roman" w:hAnsi="Times New Roman" w:cs="Times New Roman"/>
+          <w:i/>
+          <w:iCs/>
+          <w:sz w:val="20"/>
+          <w:szCs w:val="20"/>
+          <w:lang w:eastAsia="zh-CN"/>
+        </w:rPr>
+        <w:t>With TPDA award</w:t>
+      </w:r>
+      <w:r>
+        <w:rPr>
+          <w:rFonts w:ascii="Times New Roman" w:hAnsi="Times New Roman" w:cs="Times New Roman"/>
+          <w:sz w:val="20"/>
+          <w:szCs w:val="20"/>
+          <w:lang w:eastAsia="zh-CN"/>
+        </w:rPr>
+        <w:t>)</w:t>
       </w:r>
       <w:r>
         <w:rPr>
@@ -2679,11 +2626,22 @@
       <w:r>
         <w:rPr>
           <w:rFonts w:ascii="Times New Roman" w:hAnsi="Times New Roman" w:cs="Times New Roman"/>
+          <w:b/>
+          <w:bCs/>
           <w:sz w:val="21"/>
           <w:szCs w:val="22"/>
           <w:lang w:eastAsia="zh-CN"/>
         </w:rPr>
-        <w:t xml:space="preserve">Talks: </w:t>
+        <w:t>Talks:</w:t>
+      </w:r>
+      <w:r>
+        <w:rPr>
+          <w:rFonts w:ascii="Times New Roman" w:hAnsi="Times New Roman" w:cs="Times New Roman"/>
+          <w:sz w:val="21"/>
+          <w:szCs w:val="22"/>
+          <w:lang w:eastAsia="zh-CN"/>
+        </w:rPr>
+        <w:t xml:space="preserve"> </w:t>
       </w:r>
       <w:r>
         <w:rPr>
@@ -2737,6 +2695,7 @@
           <w:szCs w:val="20"/>
           <w:lang w:eastAsia="zh-CN"/>
         </w:rPr>
+        <w:lastRenderedPageBreak/>
         <w:t>Mesolimbic</w:t>
       </w:r>
       <w:r>
@@ -3314,7 +3273,27 @@
           <w:szCs w:val="20"/>
           <w:lang w:eastAsia="zh-CN"/>
         </w:rPr>
-        <w:t xml:space="preserve">Advisor: Yongting Wang, Professor of Med-X </w:t>
+        <w:t xml:space="preserve">Advisor: </w:t>
+      </w:r>
+      <w:proofErr w:type="spellStart"/>
+      <w:r>
+        <w:rPr>
+          <w:rFonts w:ascii="Times New Roman" w:hAnsi="Times New Roman" w:cs="Times New Roman"/>
+          <w:sz w:val="20"/>
+          <w:szCs w:val="20"/>
+          <w:lang w:eastAsia="zh-CN"/>
+        </w:rPr>
+        <w:t>Yongting</w:t>
+      </w:r>
+      <w:proofErr w:type="spellEnd"/>
+      <w:r>
+        <w:rPr>
+          <w:rFonts w:ascii="Times New Roman" w:hAnsi="Times New Roman" w:cs="Times New Roman"/>
+          <w:sz w:val="20"/>
+          <w:szCs w:val="20"/>
+          <w:lang w:eastAsia="zh-CN"/>
+        </w:rPr>
+        <w:t xml:space="preserve"> Wang, Professor of Med-X </w:t>
       </w:r>
       <w:r>
         <w:rPr>
@@ -3500,8 +3479,9 @@
           <w:sz w:val="22"/>
           <w:szCs w:val="22"/>
         </w:rPr>
-        <w:t xml:space="preserve"> Zeyu, J., </w:t>
-      </w:r>
+        <w:t xml:space="preserve"> </w:t>
+      </w:r>
+      <w:proofErr w:type="spellStart"/>
       <w:r>
         <w:rPr>
           <w:rFonts w:ascii="Times New Roman" w:hAnsi="Times New Roman" w:cs="Times New Roman"/>
@@ -3509,6 +3489,25 @@
           <w:sz w:val="22"/>
           <w:szCs w:val="22"/>
         </w:rPr>
+        <w:t>Zeyu</w:t>
+      </w:r>
+      <w:proofErr w:type="spellEnd"/>
+      <w:r>
+        <w:rPr>
+          <w:rFonts w:ascii="Times New Roman" w:hAnsi="Times New Roman" w:cs="Times New Roman"/>
+          <w:bCs/>
+          <w:sz w:val="22"/>
+          <w:szCs w:val="22"/>
+        </w:rPr>
+        <w:t xml:space="preserve">, J., </w:t>
+      </w:r>
+      <w:r>
+        <w:rPr>
+          <w:rFonts w:ascii="Times New Roman" w:hAnsi="Times New Roman" w:cs="Times New Roman"/>
+          <w:bCs/>
+          <w:sz w:val="22"/>
+          <w:szCs w:val="22"/>
+        </w:rPr>
         <w:t xml:space="preserve">Guimaraes, R., </w:t>
       </w:r>
       <w:r>
@@ -3535,7 +3534,15 @@
           <w:sz w:val="22"/>
           <w:szCs w:val="22"/>
         </w:rPr>
-        <w:t>In prep</w:t>
+        <w:t xml:space="preserve">In </w:t>
+      </w:r>
+      <w:r>
+        <w:rPr>
+          <w:rFonts w:ascii="Times New Roman" w:hAnsi="Times New Roman" w:cs="Times New Roman"/>
+          <w:sz w:val="22"/>
+          <w:szCs w:val="22"/>
+        </w:rPr>
+        <w:t>prep</w:t>
       </w:r>
       <w:r>
         <w:rPr>
@@ -3708,7 +3715,23 @@
           <w:sz w:val="22"/>
           <w:szCs w:val="22"/>
         </w:rPr>
-        <w:t xml:space="preserve"> (2024) </w:t>
+        <w:t xml:space="preserve"> (2024)</w:t>
+      </w:r>
+      <w:r>
+        <w:rPr>
+          <w:rFonts w:ascii="Times New Roman" w:hAnsi="Times New Roman" w:cs="Times New Roman"/>
+          <w:sz w:val="22"/>
+          <w:szCs w:val="22"/>
+        </w:rPr>
+        <w:t>.</w:t>
+      </w:r>
+      <w:r>
+        <w:rPr>
+          <w:rFonts w:ascii="Times New Roman" w:hAnsi="Times New Roman" w:cs="Times New Roman"/>
+          <w:sz w:val="22"/>
+          <w:szCs w:val="22"/>
+        </w:rPr>
+        <w:t xml:space="preserve"> </w:t>
       </w:r>
       <w:r>
         <w:rPr>
@@ -3743,6 +3766,136 @@
           <w:szCs w:val="22"/>
         </w:rPr>
         <w:t xml:space="preserve">. </w:t>
+      </w:r>
+    </w:p>
+    <w:p>
+      <w:pPr>
+        <w:spacing w:line="280" w:lineRule="exact"/>
+        <w:ind w:left="360" w:hanging="360"/>
+        <w:jc w:val="both"/>
+        <w:rPr>
+          <w:rFonts w:ascii="Times New Roman" w:hAnsi="Times New Roman" w:cs="Times New Roman"/>
+          <w:sz w:val="20"/>
+          <w:szCs w:val="20"/>
+        </w:rPr>
+      </w:pPr>
+      <w:r>
+        <w:rPr>
+          <w:rFonts w:ascii="Times New Roman" w:hAnsi="Times New Roman" w:cs="Times New Roman"/>
+          <w:sz w:val="20"/>
+          <w:szCs w:val="20"/>
+        </w:rPr>
+        <w:t xml:space="preserve">Guimaraes, R., … </w:t>
+      </w:r>
+      <w:r>
+        <w:rPr>
+          <w:rFonts w:ascii="Times New Roman" w:hAnsi="Times New Roman" w:cs="Times New Roman"/>
+          <w:b/>
+          <w:bCs/>
+          <w:sz w:val="20"/>
+          <w:szCs w:val="20"/>
+        </w:rPr>
+        <w:t>Zheng, J.,</w:t>
+      </w:r>
+      <w:r>
+        <w:rPr>
+          <w:rFonts w:ascii="Times New Roman" w:hAnsi="Times New Roman" w:cs="Times New Roman"/>
+          <w:sz w:val="20"/>
+          <w:szCs w:val="20"/>
+        </w:rPr>
+        <w:t xml:space="preserve"> and Perona P.</w:t>
+      </w:r>
+      <w:r>
+        <w:rPr>
+          <w:rFonts w:ascii="Times New Roman" w:hAnsi="Times New Roman" w:cs="Times New Roman"/>
+          <w:sz w:val="20"/>
+          <w:szCs w:val="20"/>
+        </w:rPr>
+        <w:t xml:space="preserve"> </w:t>
+      </w:r>
+      <w:r>
+        <w:rPr>
+          <w:rFonts w:ascii="Times New Roman" w:hAnsi="Times New Roman" w:cs="Times New Roman"/>
+          <w:sz w:val="20"/>
+          <w:szCs w:val="20"/>
+        </w:rPr>
+        <w:t>(202</w:t>
+      </w:r>
+      <w:r>
+        <w:rPr>
+          <w:rFonts w:ascii="Times New Roman" w:hAnsi="Times New Roman" w:cs="Times New Roman"/>
+          <w:sz w:val="20"/>
+          <w:szCs w:val="20"/>
+        </w:rPr>
+        <w:t>5</w:t>
+      </w:r>
+      <w:r>
+        <w:rPr>
+          <w:rFonts w:ascii="Times New Roman" w:hAnsi="Times New Roman" w:cs="Times New Roman"/>
+          <w:sz w:val="20"/>
+          <w:szCs w:val="20"/>
+        </w:rPr>
+        <w:t>)</w:t>
+      </w:r>
+      <w:r>
+        <w:rPr>
+          <w:rFonts w:ascii="Times New Roman" w:hAnsi="Times New Roman" w:cs="Times New Roman"/>
+          <w:sz w:val="20"/>
+          <w:szCs w:val="20"/>
+        </w:rPr>
+        <w:t>.</w:t>
+      </w:r>
+      <w:r>
+        <w:rPr>
+          <w:rFonts w:ascii="Times New Roman" w:hAnsi="Times New Roman" w:cs="Times New Roman"/>
+          <w:sz w:val="20"/>
+          <w:szCs w:val="20"/>
+        </w:rPr>
+        <w:t xml:space="preserve"> </w:t>
+      </w:r>
+      <w:r>
+        <w:rPr>
+          <w:rFonts w:ascii="Times New Roman" w:hAnsi="Times New Roman" w:cs="Times New Roman"/>
+          <w:sz w:val="20"/>
+          <w:szCs w:val="20"/>
+        </w:rPr>
+        <w:t>Humans and Mice Navigate Mazes Alike. Can AI Beat Them?</w:t>
+      </w:r>
+      <w:r>
+        <w:rPr>
+          <w:rFonts w:ascii="Times New Roman" w:hAnsi="Times New Roman" w:cs="Times New Roman"/>
+          <w:sz w:val="20"/>
+          <w:szCs w:val="20"/>
+        </w:rPr>
+        <w:t xml:space="preserve"> </w:t>
+      </w:r>
+      <w:r>
+        <w:rPr>
+          <w:rFonts w:ascii="Times New Roman" w:hAnsi="Times New Roman" w:cs="Times New Roman"/>
+          <w:i/>
+          <w:iCs/>
+          <w:sz w:val="20"/>
+          <w:szCs w:val="20"/>
+        </w:rPr>
+        <w:t>Cognitive Computational Neuroscience, 202</w:t>
+      </w:r>
+      <w:r>
+        <w:rPr>
+          <w:rFonts w:ascii="Times New Roman" w:hAnsi="Times New Roman" w:cs="Times New Roman"/>
+          <w:i/>
+          <w:iCs/>
+          <w:sz w:val="20"/>
+          <w:szCs w:val="20"/>
+        </w:rPr>
+        <w:t>5</w:t>
+      </w:r>
+      <w:r>
+        <w:rPr>
+          <w:rFonts w:ascii="Times New Roman" w:hAnsi="Times New Roman" w:cs="Times New Roman"/>
+          <w:sz w:val="20"/>
+          <w:szCs w:val="20"/>
+        </w:rPr>
+        <w:t>.</w:t>
       </w:r>
     </w:p>
     <w:p>
@@ -3762,7 +3915,25 @@
           <w:sz w:val="20"/>
           <w:szCs w:val="20"/>
         </w:rPr>
-        <w:t xml:space="preserve">Jiang, L., Li, W., Mamtilahun, M., Song, Y., Ma, Y., Qu, M., Lu, Y., He, X., </w:t>
+        <w:t xml:space="preserve">Jiang, L., Li, W., </w:t>
+      </w:r>
+      <w:proofErr w:type="spellStart"/>
+      <w:r>
+        <w:rPr>
+          <w:rFonts w:ascii="Times New Roman" w:hAnsi="Times New Roman" w:cs="Times New Roman"/>
+          <w:sz w:val="20"/>
+          <w:szCs w:val="20"/>
+        </w:rPr>
+        <w:t>Mamtilahun</w:t>
+      </w:r>
+      <w:proofErr w:type="spellEnd"/>
+      <w:r>
+        <w:rPr>
+          <w:rFonts w:ascii="Times New Roman" w:hAnsi="Times New Roman" w:cs="Times New Roman"/>
+          <w:sz w:val="20"/>
+          <w:szCs w:val="20"/>
+        </w:rPr>
+        <w:t xml:space="preserve">, M., Song, Y., Ma, Y., Qu, M., Lu, Y., He, X., </w:t>
       </w:r>
       <w:r>
         <w:rPr>
@@ -3836,6 +4007,7 @@
           <w:lang w:eastAsia="zh-CN"/>
         </w:rPr>
       </w:pPr>
+      <w:proofErr w:type="spellStart"/>
       <w:r>
         <w:rPr>
           <w:rFonts w:ascii="Times New Roman" w:hAnsi="Times New Roman" w:cs="Times New Roman"/>
@@ -3856,6 +4028,7 @@
         </w:rPr>
         <w:t>i</w:t>
       </w:r>
+      <w:proofErr w:type="spellEnd"/>
       <w:r>
         <w:rPr>
           <w:rFonts w:ascii="Times New Roman" w:hAnsi="Times New Roman" w:cs="Times New Roman"/>
@@ -4427,7 +4600,31 @@
           <w:szCs w:val="20"/>
           <w:lang w:eastAsia="zh-CN"/>
         </w:rPr>
-        <w:t xml:space="preserve">President for the Neurotechers, </w:t>
+        <w:t xml:space="preserve">President for the </w:t>
+      </w:r>
+      <w:proofErr w:type="spellStart"/>
+      <w:r>
+        <w:rPr>
+          <w:rFonts w:ascii="Times New Roman" w:hAnsi="Times New Roman" w:cs="Times New Roman"/>
+          <w:b/>
+          <w:bCs/>
+          <w:sz w:val="20"/>
+          <w:szCs w:val="20"/>
+          <w:lang w:eastAsia="zh-CN"/>
+        </w:rPr>
+        <w:t>Neurotechers</w:t>
+      </w:r>
+      <w:proofErr w:type="spellEnd"/>
+      <w:r>
+        <w:rPr>
+          <w:rFonts w:ascii="Times New Roman" w:hAnsi="Times New Roman" w:cs="Times New Roman"/>
+          <w:b/>
+          <w:bCs/>
+          <w:sz w:val="20"/>
+          <w:szCs w:val="20"/>
+          <w:lang w:eastAsia="zh-CN"/>
+        </w:rPr>
+        <w:t xml:space="preserve">, </w:t>
       </w:r>
       <w:r>
         <w:rPr>
@@ -4494,7 +4691,27 @@
           <w:szCs w:val="20"/>
           <w:lang w:eastAsia="zh-CN"/>
         </w:rPr>
-        <w:t>Academic Event Co-chair for the Neurotechers, Caltech</w:t>
+        <w:t xml:space="preserve">Academic Event Co-chair for the </w:t>
+      </w:r>
+      <w:proofErr w:type="spellStart"/>
+      <w:r>
+        <w:rPr>
+          <w:rFonts w:ascii="Times New Roman" w:hAnsi="Times New Roman" w:cs="Times New Roman"/>
+          <w:sz w:val="20"/>
+          <w:szCs w:val="20"/>
+          <w:lang w:eastAsia="zh-CN"/>
+        </w:rPr>
+        <w:t>Neurotechers</w:t>
+      </w:r>
+      <w:proofErr w:type="spellEnd"/>
+      <w:r>
+        <w:rPr>
+          <w:rFonts w:ascii="Times New Roman" w:hAnsi="Times New Roman" w:cs="Times New Roman"/>
+          <w:sz w:val="20"/>
+          <w:szCs w:val="20"/>
+          <w:lang w:eastAsia="zh-CN"/>
+        </w:rPr>
+        <w:t>, Caltech</w:t>
       </w:r>
       <w:r>
         <w:rPr>
@@ -4514,34 +4731,26 @@
         </w:tabs>
         <w:rPr>
           <w:rFonts w:ascii="Times New Roman" w:hAnsi="Times New Roman" w:cs="Times New Roman"/>
-          <w:sz w:val="18"/>
-          <w:szCs w:val="20"/>
-          <w:lang w:eastAsia="zh-CN"/>
-        </w:rPr>
-      </w:pPr>
-      <w:r>
-        <w:rPr>
-          <w:rFonts w:ascii="Times New Roman" w:hAnsi="Times New Roman" w:cs="Times New Roman"/>
-          <w:sz w:val="20"/>
-          <w:szCs w:val="20"/>
-          <w:lang w:eastAsia="zh-CN"/>
-        </w:rPr>
-        <w:t xml:space="preserve">Data Science and AI for Neuroscience Summer School, Caltech </w:t>
-      </w:r>
-      <w:r>
-        <w:rPr>
-          <w:rFonts w:ascii="Times New Roman" w:hAnsi="Times New Roman" w:cs="Times New Roman"/>
-          <w:szCs w:val="28"/>
-          <w:lang w:eastAsia="zh-CN"/>
-        </w:rPr>
-        <w:t xml:space="preserve">| </w:t>
+          <w:sz w:val="20"/>
+          <w:szCs w:val="20"/>
+          <w:lang w:eastAsia="zh-CN"/>
+        </w:rPr>
+      </w:pPr>
+      <w:r>
+        <w:rPr>
+          <w:rFonts w:ascii="Times New Roman" w:hAnsi="Times New Roman" w:cs="Times New Roman"/>
+          <w:sz w:val="20"/>
+          <w:szCs w:val="20"/>
+          <w:lang w:eastAsia="zh-CN"/>
+        </w:rPr>
+        <w:t xml:space="preserve">Data Science and AI for Neuroscience Summer School, Caltech | </w:t>
       </w:r>
       <w:r>
         <w:rPr>
           <w:rFonts w:ascii="Times New Roman" w:hAnsi="Times New Roman" w:cs="Times New Roman"/>
           <w:i/>
-          <w:sz w:val="21"/>
-          <w:szCs w:val="22"/>
+          <w:sz w:val="20"/>
+          <w:szCs w:val="20"/>
           <w:lang w:eastAsia="zh-CN"/>
         </w:rPr>
         <w:t>Participant</w:t>
@@ -4550,8 +4759,8 @@
         <w:rPr>
           <w:rFonts w:ascii="Times New Roman" w:hAnsi="Times New Roman" w:cs="Times New Roman"/>
           <w:i/>
-          <w:sz w:val="21"/>
-          <w:szCs w:val="22"/>
+          <w:sz w:val="20"/>
+          <w:szCs w:val="20"/>
           <w:lang w:eastAsia="zh-CN"/>
         </w:rPr>
         <w:tab/>
@@ -4563,25 +4772,7 @@
           <w:szCs w:val="20"/>
           <w:lang w:eastAsia="zh-CN"/>
         </w:rPr>
-        <w:t>Jul.</w:t>
-      </w:r>
-      <w:r>
-        <w:rPr>
-          <w:rFonts w:ascii="Times New Roman" w:hAnsi="Times New Roman" w:cs="Times New Roman"/>
-          <w:sz w:val="20"/>
-          <w:szCs w:val="20"/>
-          <w:lang w:eastAsia="zh-CN"/>
-        </w:rPr>
-        <w:t xml:space="preserve"> 20</w:t>
-      </w:r>
-      <w:r>
-        <w:rPr>
-          <w:rFonts w:ascii="Times New Roman" w:hAnsi="Times New Roman" w:cs="Times New Roman"/>
-          <w:sz w:val="20"/>
-          <w:szCs w:val="20"/>
-          <w:lang w:eastAsia="zh-CN"/>
-        </w:rPr>
-        <w:t>22</w:t>
+        <w:t>Jul. 2022</w:t>
       </w:r>
     </w:p>
     <w:p>
@@ -4591,16 +4782,16 @@
         </w:tabs>
         <w:rPr>
           <w:rFonts w:ascii="Times New Roman" w:hAnsi="Times New Roman" w:cs="Times New Roman"/>
-          <w:sz w:val="18"/>
-          <w:szCs w:val="18"/>
-          <w:lang w:eastAsia="zh-CN"/>
-        </w:rPr>
-      </w:pPr>
-      <w:r>
-        <w:rPr>
-          <w:rFonts w:ascii="Times New Roman" w:hAnsi="Times New Roman" w:cs="Times New Roman"/>
-          <w:sz w:val="21"/>
-          <w:szCs w:val="21"/>
+          <w:sz w:val="20"/>
+          <w:szCs w:val="20"/>
+          <w:lang w:eastAsia="zh-CN"/>
+        </w:rPr>
+      </w:pPr>
+      <w:r>
+        <w:rPr>
+          <w:rFonts w:ascii="Times New Roman" w:hAnsi="Times New Roman" w:cs="Times New Roman"/>
+          <w:sz w:val="20"/>
+          <w:szCs w:val="20"/>
           <w:lang w:eastAsia="zh-CN"/>
         </w:rPr>
         <w:t>Executive Education Programs at Møller Centre, University of Cambridge</w:t>
@@ -4609,7 +4800,8 @@
         <w:rPr>
           <w:rFonts w:ascii="Times New Roman" w:hAnsi="Times New Roman" w:cs="Times New Roman"/>
           <w:b/>
-          <w:sz w:val="22"/>
+          <w:sz w:val="20"/>
+          <w:szCs w:val="20"/>
           <w:lang w:eastAsia="zh-CN"/>
         </w:rPr>
         <w:t xml:space="preserve"> </w:t>
@@ -4617,7 +4809,8 @@
       <w:r>
         <w:rPr>
           <w:rFonts w:ascii="Times New Roman" w:hAnsi="Times New Roman" w:cs="Times New Roman"/>
-          <w:sz w:val="22"/>
+          <w:sz w:val="20"/>
+          <w:szCs w:val="20"/>
           <w:lang w:eastAsia="zh-CN"/>
         </w:rPr>
         <w:t xml:space="preserve">| </w:t>
@@ -4627,7 +4820,7 @@
           <w:rFonts w:ascii="Times New Roman" w:hAnsi="Times New Roman" w:cs="Times New Roman"/>
           <w:i/>
           <w:sz w:val="20"/>
-          <w:szCs w:val="21"/>
+          <w:szCs w:val="20"/>
           <w:lang w:eastAsia="zh-CN"/>
         </w:rPr>
         <w:t>Client Relationship Assistant</w:t>
@@ -4635,17 +4828,11 @@
       <w:r>
         <w:rPr>
           <w:rFonts w:ascii="Times New Roman" w:hAnsi="Times New Roman" w:cs="Times New Roman"/>
+          <w:sz w:val="20"/>
+          <w:szCs w:val="20"/>
           <w:lang w:eastAsia="zh-CN"/>
         </w:rPr>
         <w:tab/>
-      </w:r>
-      <w:r>
-        <w:rPr>
-          <w:rFonts w:ascii="Times New Roman" w:hAnsi="Times New Roman" w:cs="Times New Roman"/>
-          <w:sz w:val="18"/>
-          <w:szCs w:val="18"/>
-          <w:lang w:eastAsia="zh-CN"/>
-        </w:rPr>
         <w:t>Jul. - Sep. 2019</w:t>
       </w:r>
     </w:p>
@@ -4656,8 +4843,8 @@
         </w:tabs>
         <w:rPr>
           <w:rFonts w:ascii="Times New Roman" w:hAnsi="Times New Roman" w:cs="Times New Roman"/>
-          <w:sz w:val="23"/>
-          <w:szCs w:val="23"/>
+          <w:sz w:val="20"/>
+          <w:szCs w:val="20"/>
           <w:lang w:eastAsia="zh-CN"/>
         </w:rPr>
       </w:pPr>
@@ -4665,8 +4852,8 @@
         <w:rPr>
           <w:rFonts w:ascii="Times New Roman" w:hAnsi="Times New Roman" w:cs="Times New Roman"/>
           <w:bCs/>
-          <w:sz w:val="22"/>
-          <w:szCs w:val="23"/>
+          <w:sz w:val="20"/>
+          <w:szCs w:val="20"/>
           <w:lang w:eastAsia="zh-CN"/>
         </w:rPr>
         <w:t>BEE 2600 Principles of Biological Engineering</w:t>
@@ -4675,8 +4862,8 @@
         <w:rPr>
           <w:rFonts w:ascii="Times New Roman" w:hAnsi="Times New Roman" w:cs="Times New Roman"/>
           <w:b/>
-          <w:sz w:val="22"/>
-          <w:szCs w:val="23"/>
+          <w:sz w:val="20"/>
+          <w:szCs w:val="20"/>
           <w:lang w:eastAsia="zh-CN"/>
         </w:rPr>
         <w:t xml:space="preserve"> </w:t>
@@ -4684,8 +4871,8 @@
       <w:r>
         <w:rPr>
           <w:rFonts w:ascii="Times New Roman" w:hAnsi="Times New Roman" w:cs="Times New Roman"/>
-          <w:sz w:val="22"/>
-          <w:szCs w:val="23"/>
+          <w:sz w:val="20"/>
+          <w:szCs w:val="20"/>
           <w:lang w:eastAsia="zh-CN"/>
         </w:rPr>
         <w:t xml:space="preserve">| </w:t>
@@ -4694,8 +4881,8 @@
         <w:rPr>
           <w:rFonts w:ascii="Times New Roman" w:hAnsi="Times New Roman" w:cs="Times New Roman"/>
           <w:i/>
-          <w:sz w:val="22"/>
-          <w:szCs w:val="23"/>
+          <w:sz w:val="20"/>
+          <w:szCs w:val="20"/>
           <w:lang w:eastAsia="zh-CN"/>
         </w:rPr>
         <w:t>Undergraduate Teaching Assistant</w:t>
@@ -4703,19 +4890,11 @@
       <w:r>
         <w:rPr>
           <w:rFonts w:ascii="Times New Roman" w:hAnsi="Times New Roman" w:cs="Times New Roman"/>
-          <w:sz w:val="23"/>
-          <w:szCs w:val="23"/>
+          <w:sz w:val="20"/>
+          <w:szCs w:val="20"/>
           <w:lang w:eastAsia="zh-CN"/>
         </w:rPr>
         <w:tab/>
-      </w:r>
-      <w:r>
-        <w:rPr>
-          <w:rFonts w:ascii="Times New Roman" w:hAnsi="Times New Roman" w:cs="Times New Roman"/>
-          <w:sz w:val="20"/>
-          <w:szCs w:val="20"/>
-          <w:lang w:eastAsia="zh-CN"/>
-        </w:rPr>
         <w:t>Jan. - Dec. 2017</w:t>
       </w:r>
     </w:p>
@@ -4726,8 +4905,8 @@
         </w:tabs>
         <w:rPr>
           <w:rFonts w:ascii="Times New Roman" w:hAnsi="Times New Roman" w:cs="Times New Roman"/>
-          <w:sz w:val="16"/>
-          <w:szCs w:val="16"/>
+          <w:sz w:val="20"/>
+          <w:szCs w:val="20"/>
           <w:lang w:eastAsia="zh-CN"/>
         </w:rPr>
       </w:pPr>
@@ -4745,22 +4924,11 @@
           <w:rFonts w:ascii="Times New Roman" w:hAnsi="Times New Roman" w:cs="Times New Roman"/>
           <w:i/>
           <w:iCs/>
-          <w:sz w:val="18"/>
-          <w:szCs w:val="18"/>
-          <w:lang w:eastAsia="zh-CN"/>
-        </w:rPr>
-        <w:t>Mentor</w:t>
-      </w:r>
-      <w:r>
-        <w:rPr>
-          <w:rFonts w:ascii="Times New Roman" w:hAnsi="Times New Roman" w:cs="Times New Roman"/>
-          <w:i/>
-          <w:iCs/>
-          <w:sz w:val="20"/>
-          <w:szCs w:val="20"/>
-          <w:lang w:eastAsia="zh-CN"/>
-        </w:rPr>
-        <w:t xml:space="preserve"> </w:t>
+          <w:sz w:val="20"/>
+          <w:szCs w:val="20"/>
+          <w:lang w:eastAsia="zh-CN"/>
+        </w:rPr>
+        <w:t xml:space="preserve">Mentor </w:t>
       </w:r>
       <w:r>
         <w:rPr>
@@ -4770,14 +4938,6 @@
           <w:lang w:eastAsia="zh-CN"/>
         </w:rPr>
         <w:tab/>
-      </w:r>
-      <w:r>
-        <w:rPr>
-          <w:rFonts w:ascii="Times New Roman" w:hAnsi="Times New Roman" w:cs="Times New Roman"/>
-          <w:sz w:val="16"/>
-          <w:szCs w:val="16"/>
-          <w:lang w:eastAsia="zh-CN"/>
-        </w:rPr>
         <w:t>Feb. - May 2018</w:t>
       </w:r>
     </w:p>
@@ -4788,8 +4948,8 @@
         </w:tabs>
         <w:rPr>
           <w:rFonts w:ascii="Times New Roman" w:hAnsi="Times New Roman" w:cs="Times New Roman"/>
-          <w:sz w:val="16"/>
-          <w:szCs w:val="16"/>
+          <w:sz w:val="20"/>
+          <w:szCs w:val="20"/>
           <w:lang w:eastAsia="zh-CN"/>
         </w:rPr>
       </w:pPr>
@@ -4807,8 +4967,8 @@
           <w:rFonts w:ascii="Times New Roman" w:hAnsi="Times New Roman" w:cs="Times New Roman"/>
           <w:i/>
           <w:iCs/>
-          <w:sz w:val="18"/>
-          <w:szCs w:val="18"/>
+          <w:sz w:val="20"/>
+          <w:szCs w:val="20"/>
           <w:lang w:eastAsia="zh-CN"/>
         </w:rPr>
         <w:t>Exceptional Teaching Fellow</w:t>
@@ -4821,14 +4981,6 @@
           <w:lang w:eastAsia="zh-CN"/>
         </w:rPr>
         <w:tab/>
-      </w:r>
-      <w:r>
-        <w:rPr>
-          <w:rFonts w:ascii="Times New Roman" w:hAnsi="Times New Roman" w:cs="Times New Roman"/>
-          <w:sz w:val="16"/>
-          <w:szCs w:val="16"/>
-          <w:lang w:eastAsia="zh-CN"/>
-        </w:rPr>
         <w:t>Aug. 2018</w:t>
       </w:r>
     </w:p>
@@ -4839,8 +4991,8 @@
         </w:tabs>
         <w:rPr>
           <w:rFonts w:ascii="Times New Roman" w:hAnsi="Times New Roman" w:cs="Times New Roman"/>
-          <w:sz w:val="16"/>
-          <w:szCs w:val="16"/>
+          <w:sz w:val="20"/>
+          <w:szCs w:val="20"/>
           <w:lang w:eastAsia="zh-CN"/>
         </w:rPr>
       </w:pPr>
@@ -4849,7 +5001,7 @@
           <w:rFonts w:ascii="Times New Roman" w:hAnsi="Times New Roman" w:cs="Times New Roman"/>
           <w:bCs/>
           <w:sz w:val="20"/>
-          <w:szCs w:val="21"/>
+          <w:szCs w:val="20"/>
           <w:lang w:eastAsia="zh-CN"/>
         </w:rPr>
         <w:t>BEE 4890 Social Entrepreneurship with the SOS Children’s Village in Chile</w:t>
@@ -4858,25 +5010,16 @@
         <w:rPr>
           <w:rFonts w:ascii="Times New Roman" w:hAnsi="Times New Roman" w:cs="Times New Roman"/>
           <w:sz w:val="20"/>
-          <w:szCs w:val="21"/>
-          <w:lang w:eastAsia="zh-CN"/>
-        </w:rPr>
-        <w:t xml:space="preserve"> </w:t>
-      </w:r>
-      <w:r>
-        <w:rPr>
-          <w:rFonts w:ascii="Times New Roman" w:hAnsi="Times New Roman" w:cs="Times New Roman"/>
-          <w:sz w:val="18"/>
-          <w:szCs w:val="20"/>
-          <w:lang w:eastAsia="zh-CN"/>
-        </w:rPr>
-        <w:t xml:space="preserve">| </w:t>
+          <w:szCs w:val="20"/>
+          <w:lang w:eastAsia="zh-CN"/>
+        </w:rPr>
+        <w:t xml:space="preserve"> | </w:t>
       </w:r>
       <w:r>
         <w:rPr>
           <w:rFonts w:ascii="Times New Roman" w:hAnsi="Times New Roman" w:cs="Times New Roman"/>
           <w:i/>
-          <w:sz w:val="18"/>
+          <w:sz w:val="20"/>
           <w:szCs w:val="20"/>
           <w:lang w:eastAsia="zh-CN"/>
         </w:rPr>
@@ -4885,19 +5028,11 @@
       <w:r>
         <w:rPr>
           <w:rFonts w:ascii="Times New Roman" w:hAnsi="Times New Roman" w:cs="Times New Roman"/>
-          <w:sz w:val="18"/>
+          <w:sz w:val="20"/>
           <w:szCs w:val="20"/>
           <w:lang w:eastAsia="zh-CN"/>
         </w:rPr>
         <w:tab/>
-      </w:r>
-      <w:r>
-        <w:rPr>
-          <w:rFonts w:ascii="Times New Roman" w:hAnsi="Times New Roman" w:cs="Times New Roman"/>
-          <w:sz w:val="16"/>
-          <w:szCs w:val="16"/>
-          <w:lang w:eastAsia="zh-CN"/>
-        </w:rPr>
         <w:t>Aug. - Dec. 2017</w:t>
       </w:r>
     </w:p>
@@ -4908,36 +5043,27 @@
         </w:tabs>
         <w:rPr>
           <w:rFonts w:ascii="Times New Roman" w:hAnsi="Times New Roman" w:cs="Times New Roman"/>
-          <w:sz w:val="16"/>
-          <w:szCs w:val="16"/>
-          <w:lang w:eastAsia="zh-CN"/>
-        </w:rPr>
-      </w:pPr>
-      <w:r>
-        <w:rPr>
-          <w:rFonts w:ascii="Times New Roman" w:hAnsi="Times New Roman" w:cs="Times New Roman"/>
-          <w:sz w:val="20"/>
-          <w:szCs w:val="20"/>
-          <w:lang w:eastAsia="zh-CN"/>
-        </w:rPr>
-        <w:t>Cornell Empathy, Assistance and Referral Service (EARS)</w:t>
-      </w:r>
-      <w:r>
-        <w:rPr>
-          <w:rFonts w:ascii="Times New Roman" w:hAnsi="Times New Roman" w:cs="Times New Roman"/>
-          <w:sz w:val="18"/>
-          <w:szCs w:val="21"/>
-          <w:lang w:eastAsia="zh-CN"/>
-        </w:rPr>
-        <w:t xml:space="preserve"> | </w:t>
+          <w:sz w:val="20"/>
+          <w:szCs w:val="20"/>
+          <w:lang w:eastAsia="zh-CN"/>
+        </w:rPr>
+      </w:pPr>
+      <w:r>
+        <w:rPr>
+          <w:rFonts w:ascii="Times New Roman" w:hAnsi="Times New Roman" w:cs="Times New Roman"/>
+          <w:sz w:val="20"/>
+          <w:szCs w:val="20"/>
+          <w:lang w:eastAsia="zh-CN"/>
+        </w:rPr>
+        <w:t xml:space="preserve">Cornell Empathy, Assistance and Referral Service (EARS) | </w:t>
       </w:r>
       <w:r>
         <w:rPr>
           <w:rFonts w:ascii="Times New Roman" w:hAnsi="Times New Roman" w:cs="Times New Roman"/>
           <w:i/>
           <w:iCs/>
-          <w:sz w:val="18"/>
-          <w:szCs w:val="21"/>
+          <w:sz w:val="20"/>
+          <w:szCs w:val="20"/>
           <w:lang w:eastAsia="zh-CN"/>
         </w:rPr>
         <w:t>Peer Counsellor</w:t>
@@ -4945,33 +5071,13 @@
       <w:r>
         <w:rPr>
           <w:rFonts w:ascii="Times New Roman" w:hAnsi="Times New Roman" w:cs="Times New Roman"/>
-          <w:sz w:val="21"/>
-          <w:szCs w:val="21"/>
+          <w:sz w:val="20"/>
+          <w:szCs w:val="20"/>
           <w:lang w:eastAsia="zh-CN"/>
         </w:rPr>
         <w:tab/>
-      </w:r>
-      <w:r>
-        <w:rPr>
-          <w:rFonts w:ascii="Times New Roman" w:hAnsi="Times New Roman" w:cs="Times New Roman"/>
-          <w:sz w:val="16"/>
-          <w:szCs w:val="16"/>
-          <w:lang w:eastAsia="zh-CN"/>
-        </w:rPr>
         <w:t>Aug. - Dec. 2017</w:t>
       </w:r>
-    </w:p>
-    <w:p>
-      <w:pPr>
-        <w:spacing w:before="60" w:line="280" w:lineRule="exact"/>
-        <w:ind w:left="360" w:hanging="360"/>
-        <w:jc w:val="both"/>
-        <w:rPr>
-          <w:rFonts w:ascii="Times New Roman" w:hAnsi="Times New Roman" w:cs="Times New Roman"/>
-          <w:sz w:val="20"/>
-          <w:szCs w:val="20"/>
-        </w:rPr>
-      </w:pPr>
     </w:p>
     <w:sectPr>
       <w:headerReference w:type="default" r:id="rId13"/>
